--- a/5_summary/output/wealth_quartiles.docx
+++ b/5_summary/output/wealth_quartiles.docx
@@ -884,7 +884,7 @@
                 <w:szCs w:val="20"/>
                 <w:color w:val="000000"/>
               </w:rPr>
-              <w:t xml:space="preserve">267</w:t>
+              <w:t xml:space="preserve">541</w:t>
             </w:r>
           </w:p>
         </w:tc>
@@ -1306,7 +1306,7 @@
                 <w:szCs w:val="20"/>
                 <w:color w:val="000000"/>
               </w:rPr>
-              <w:t xml:space="preserve">7,310</w:t>
+              <w:t xml:space="preserve">14,834</w:t>
             </w:r>
           </w:p>
         </w:tc>
@@ -1728,7 +1728,7 @@
                 <w:szCs w:val="20"/>
                 <w:color w:val="000000"/>
               </w:rPr>
-              <w:t xml:space="preserve">32,245</w:t>
+              <w:t xml:space="preserve">65,428</w:t>
             </w:r>
           </w:p>
         </w:tc>
@@ -2150,7 +2150,7 @@
                 <w:szCs w:val="20"/>
                 <w:color w:val="000000"/>
               </w:rPr>
-              <w:t xml:space="preserve">364,446</w:t>
+              <w:t xml:space="preserve">739,509</w:t>
             </w:r>
           </w:p>
         </w:tc>
@@ -2572,7 +2572,7 @@
                 <w:szCs w:val="20"/>
                 <w:color w:val="000000"/>
               </w:rPr>
-              <w:t xml:space="preserve">10,875</w:t>
+              <w:t xml:space="preserve">22,066</w:t>
             </w:r>
           </w:p>
         </w:tc>
@@ -2994,7 +2994,7 @@
                 <w:szCs w:val="20"/>
                 <w:color w:val="000000"/>
               </w:rPr>
-              <w:t xml:space="preserve">62,295</w:t>
+              <w:t xml:space="preserve">126,404</w:t>
             </w:r>
           </w:p>
         </w:tc>
@@ -3416,7 +3416,7 @@
                 <w:szCs w:val="20"/>
                 <w:color w:val="000000"/>
               </w:rPr>
-              <w:t xml:space="preserve">172,666</w:t>
+              <w:t xml:space="preserve">350,361</w:t>
             </w:r>
           </w:p>
         </w:tc>
@@ -3838,7 +3838,7 @@
                 <w:szCs w:val="20"/>
                 <w:color w:val="000000"/>
               </w:rPr>
-              <w:t xml:space="preserve">946,344</w:t>
+              <w:t xml:space="preserve">1,920,253</w:t>
             </w:r>
           </w:p>
         </w:tc>
@@ -4260,7 +4260,7 @@
                 <w:szCs w:val="20"/>
                 <w:color w:val="000000"/>
               </w:rPr>
-              <w:t xml:space="preserve">74</w:t>
+              <w:t xml:space="preserve">49</w:t>
             </w:r>
           </w:p>
         </w:tc>
@@ -4682,7 +4682,7 @@
                 <w:szCs w:val="20"/>
                 <w:color w:val="000000"/>
               </w:rPr>
-              <w:t xml:space="preserve">16,985</w:t>
+              <w:t xml:space="preserve">11,425</w:t>
             </w:r>
           </w:p>
         </w:tc>
@@ -5104,7 +5104,7 @@
                 <w:szCs w:val="20"/>
                 <w:color w:val="000000"/>
               </w:rPr>
-              <w:t xml:space="preserve">123,832</w:t>
+              <w:t xml:space="preserve">83,297</w:t>
             </w:r>
           </w:p>
         </w:tc>
@@ -5526,7 +5526,7 @@
                 <w:szCs w:val="20"/>
                 <w:color w:val="000000"/>
               </w:rPr>
-              <w:t xml:space="preserve">2,271,563</w:t>
+              <w:t xml:space="preserve">1,527,992</w:t>
             </w:r>
           </w:p>
         </w:tc>
@@ -5948,7 +5948,7 @@
                 <w:szCs w:val="20"/>
                 <w:color w:val="000000"/>
               </w:rPr>
-              <w:t xml:space="preserve">47,297</w:t>
+              <w:t xml:space="preserve">31,815</w:t>
             </w:r>
           </w:p>
         </w:tc>
@@ -6370,7 +6370,7 @@
                 <w:szCs w:val="20"/>
                 <w:color w:val="000000"/>
               </w:rPr>
-              <w:t xml:space="preserve">327,126</w:t>
+              <w:t xml:space="preserve">220,045</w:t>
             </w:r>
           </w:p>
         </w:tc>
@@ -6792,7 +6792,7 @@
                 <w:szCs w:val="20"/>
                 <w:color w:val="000000"/>
               </w:rPr>
-              <w:t xml:space="preserve">1,130,046</w:t>
+              <w:t xml:space="preserve">760,138</w:t>
             </w:r>
           </w:p>
         </w:tc>
@@ -7214,7 +7214,7 @@
                 <w:szCs w:val="20"/>
                 <w:color w:val="000000"/>
               </w:rPr>
-              <w:t xml:space="preserve">7,756,209</w:t>
+              <w:t xml:space="preserve">5,217,301</w:t>
             </w:r>
           </w:p>
         </w:tc>
@@ -7636,7 +7636,7 @@
                 <w:szCs w:val="20"/>
                 <w:color w:val="000000"/>
               </w:rPr>
-              <w:t xml:space="preserve">94</w:t>
+              <w:t xml:space="preserve">45</w:t>
             </w:r>
           </w:p>
         </w:tc>
@@ -8058,7 +8058,7 @@
                 <w:szCs w:val="20"/>
                 <w:color w:val="000000"/>
               </w:rPr>
-              <w:t xml:space="preserve">21,568</w:t>
+              <w:t xml:space="preserve">10,212</w:t>
             </w:r>
           </w:p>
         </w:tc>
@@ -8480,7 +8480,7 @@
                 <w:szCs w:val="20"/>
                 <w:color w:val="000000"/>
               </w:rPr>
-              <w:t xml:space="preserve">151,916</w:t>
+              <w:t xml:space="preserve">71,931</w:t>
             </w:r>
           </w:p>
         </w:tc>
@@ -8902,7 +8902,7 @@
                 <w:szCs w:val="20"/>
                 <w:color w:val="000000"/>
               </w:rPr>
-              <w:t xml:space="preserve">2,612,409</w:t>
+              <w:t xml:space="preserve">1,236,958</w:t>
             </w:r>
           </w:p>
         </w:tc>
@@ -9324,7 +9324,7 @@
                 <w:szCs w:val="20"/>
                 <w:color w:val="000000"/>
               </w:rPr>
-              <w:t xml:space="preserve">57,045</w:t>
+              <w:t xml:space="preserve">27,011</w:t>
             </w:r>
           </w:p>
         </w:tc>
@@ -9746,7 +9746,7 @@
                 <w:szCs w:val="20"/>
                 <w:color w:val="000000"/>
               </w:rPr>
-              <w:t xml:space="preserve">383,973</w:t>
+              <w:t xml:space="preserve">181,809</w:t>
             </w:r>
           </w:p>
         </w:tc>
@@ -10168,7 +10168,7 @@
                 <w:szCs w:val="20"/>
                 <w:color w:val="000000"/>
               </w:rPr>
-              <w:t xml:space="preserve">1,601,705</w:t>
+              <w:t xml:space="preserve">758,396</w:t>
             </w:r>
           </w:p>
         </w:tc>
@@ -10590,7 +10590,7 @@
                 <w:szCs w:val="20"/>
                 <w:color w:val="000000"/>
               </w:rPr>
-              <w:t xml:space="preserve">9,694,830</w:t>
+              <w:t xml:space="preserve">4,590,435</w:t>
             </w:r>
           </w:p>
         </w:tc>
